--- a/Legal, Licence and Purchase Terms.docx
+++ b/Legal, Licence and Purchase Terms.docx
@@ -62,7 +62,7 @@
           <w:color w:val="272727"/>
           <w:sz w:val="21"/>
         </w:rPr>
-        <w:t>This document consolidates the licence, disclaimer, safe-use terms, and refund policy supplied with this product. Each section retains the wording of its source Markdown file.</w:t>
+        <w:t>This document consolidates the licence, disclaimer, safe-use terms, and refund policy supplied with this product. Each section retains the wording of its source document.</w:t>
       </w:r>
     </w:p>
     <w:p>
@@ -508,7 +508,7 @@
               <w:color w:val="5F5F5F"/>
               <w:sz w:val="14"/>
             </w:rPr>
-            <w:t>CONTROLSMITH TOOLS.COM  •  SUPPORT@CONTROLSMITH TOOLS.COM</w:t>
+            <w:t>CONTROLSMITHTOOLS.COM  •  SUPPORT@CONTROLSMITHTOOLS.COM</w:t>
           </w:r>
         </w:p>
       </w:tc>
